--- a/examples/pytorch/doc/Readme.docx
+++ b/examples/pytorch/doc/Readme.docx
@@ -4,22 +4,6 @@
   <w:body>
     <w:p>
       <w:pPr>
-        <w:pStyle w:val="Title"/>
-      </w:pPr>
-      <w:r>
-        <w:t xml:space="preserve">PyTorch Examples</w:t>
-      </w:r>
-    </w:p>
-    <w:p>
-      <w:pPr>
-        <w:pStyle w:val="Date"/>
-      </w:pPr>
-      <w:r>
-        <w:t xml:space="preserve">2026-03-23</w:t>
-      </w:r>
-    </w:p>
-    <w:p>
-      <w:pPr>
         <w:pStyle w:val="FirstParagraph"/>
       </w:pPr>
       <w:r>
@@ -40,7 +24,7 @@
         <w:rPr>
           <w:rStyle w:val="VerbatimChar"/>
         </w:rPr>
-        <w:t xml:space="preserve">../../examples/pytorch/</w:t>
+        <w:t xml:space="preserve">examples/pytorch/</w:t>
       </w:r>
       <w:r>
         <w:t xml:space="preserve">.</w:t>
